--- a/수행평가/디논_5-7단원_창의융합프로젝트/교사용_비공개/교사용_즉석질문가이드.docx
+++ b/수행평가/디논_5-7단원_창의융합프로젝트/교사용_비공개/교사용_즉석질문가이드.docx
@@ -123,7 +123,7 @@
         <w:spacing w:before="0" w:after="60"/>
       </w:pPr>
       <w:r>
-        <w:t xml:space="preserve">•  지금 이 값을 넣으면 출력이 뭐가 나올지 계산해봐 (시뮬레이션 돌리기 전에)</w:t>
+        <w:t xml:space="preserve">•  지금 이 값을 넣으면 출력이 뭐가 나올지 계산해봐 (답부터 말하지 말고 손으로 짚어가며)</w:t>
       </w:r>
     </w:p>
     <w:p>
